--- a/原题/第一周原题/软件安装与脚本编写.docx
+++ b/原题/第一周原题/软件安装与脚本编写.docx
@@ -274,7 +274,7 @@
         <w:rPr>
           <w:rFonts w:hint="eastAsia"/>
         </w:rPr>
-        <w:t>8. 在命令窗口中，运行setwd("E:/")，再运行source("test0102.R")，观察是否有错误？想相为什么不能运行？</w:t>
+        <w:t>8. 在命令窗口中，运行setwd("E:/")，再运行source("test0102.R")，观察是否有错误？想想为什么不能运行？</w:t>
       </w:r>
     </w:p>
     <w:p>
@@ -582,7 +582,7 @@
         <w:rPr>
           <w:rFonts w:hint="eastAsia"/>
         </w:rPr>
-        <w:t>2 输入以下代码：</w:t>
+        <w:t>2. 输入以下代码：</w:t>
       </w:r>
     </w:p>
     <w:p>
@@ -765,7 +765,7 @@
         <w:rPr>
           <w:rFonts w:hint="eastAsia"/>
         </w:rPr>
-        <w:t>2 输入以下代码：</w:t>
+        <w:t>2. 输入以下代码：</w:t>
       </w:r>
     </w:p>
     <w:p>
